--- a/output/docx/fr/BUFRCREX_TableB_fr_07.docx
+++ b/output/docx/fr/BUFRCREX_TableB_fr_07.docx
@@ -2646,7 +2646,7 @@
                 <w:b w:val="0"/>
                 <w:sz w:val="16"/>
               </w:rPr>
-              <w:t>Note 68: La qualite des enregistrements des donnees de detecteur est insatisfaisante quand la compensation des bits a echoue (voir le bit 12) ou qu'une erreur du nombre de franges a ete decelee (voir le bit 11) ou que les releves bruts sont incorrects (voir le bit 10) ou que l'etalonnage radiometrique est incorrect (voir le bit 5) ou que l'etalonnage spectral est incorrect (voir le bit 7).</w:t>
+              <w:t>(voir Note 2)</w:t>
             </w:r>
           </w:p>
         </w:tc>
@@ -3607,7 +3607,7 @@
                 <w:b w:val="0"/>
                 <w:sz w:val="16"/>
               </w:rPr>
-              <w:t>Note 87: L'altitude du sol de la station se définit comme étant la hauteur au-dessus du niveau moyen de la mer du sol sur lequel repose le pluviomètre ou, s'il n'y a pas de pluviomètre, il s'agit de l'abri météorologique. S'il n'y a pas d'abri non plus, il s'agit alors de l'altitude moyenne du terrain au voisinage de la station (référence: Guide des instruments et des méthodes d'observation météorologiques (OMM-N° 8), 1996).</w:t>
+              <w:t>Note B87: L'altitude du sol de la station se définit comme étant la hauteur au-dessus du niveau moyen de la mer du sol sur lequel repose le pluviomètre ou, s'il n'y a pas de pluviomètre, il s'agit de l'abri météorologique. S'il n'y a pas d'abri non plus, il s'agit alors de l'altitude moyenne du terrain au voisinage de la station (référence: Guide des instruments et des méthodes d'observation météorologiques (OMM-N° 8), 1996).</w:t>
             </w:r>
           </w:p>
         </w:tc>
@@ -3800,7 +3800,7 @@
                 <w:b w:val="0"/>
                 <w:sz w:val="16"/>
               </w:rPr>
-              <w:t>Note 84: L’altitude du baromètre fait référence à l’emplacement du baromètre de la station; il ne s’agit pas de redéfinir le descripteur 0 07 030.</w:t>
+              <w:t>Note B84: L’altitude du baromètre fait référence à l’emplacement du baromètre de la station; il ne s’agit pas de redéfinir le descripteur 0 07 030.</w:t>
             </w:r>
           </w:p>
         </w:tc>
@@ -3993,7 +3993,7 @@
                 <w:b w:val="0"/>
                 <w:sz w:val="16"/>
               </w:rPr>
-              <w:t>Note 85: La hauteur du capteur au-dessus du sol (ou du pont sur une plate-forme marine) fait référence à l’emplacement du capteur; il ne s’agit pas de redéfinir le descripteur 0 07 030 ou 0 07 033. Il est possible d’annuler la valeur de 0 07 032 déjà définie en l’indiquant comme «valeur manquante».</w:t>
+              <w:t>Note B85: La hauteur du capteur au-dessus du sol (ou du pont sur une plate-forme marine) fait référence à l’emplacement du capteur; il ne s’agit pas de redéfinir le descripteur 0 07 030 ou 0 07 033. Il est possible d’annuler la valeur de 0 07 032 déjà définie en l’indiquant comme «valeur manquante».</w:t>
             </w:r>
           </w:p>
         </w:tc>
@@ -4186,7 +4186,7 @@
                 <w:b w:val="0"/>
                 <w:sz w:val="16"/>
               </w:rPr>
-              <w:t>Note 86: La hauteur du capteur au-dessus de la surface de l’eau fait référence à l’emplacement du capteur en mer ou sur un lac; il ne s’agit pas de redéfinir le descripteur 0 07 030 ou 0 07 032. Il est possible d’annuler la valeur de 0 07 033 déjà définie en l’indiquant comme «valeur manquante».</w:t>
+              <w:t>Note B86: La hauteur du capteur au-dessus de la surface de l’eau fait référence à l’emplacement du capteur en mer ou sur un lac; il ne s’agit pas de redéfinir le descripteur 0 07 030 ou 0 07 032. Il est possible d’annuler la valeur de 0 07 033 déjà définie en l’indiquant comme «valeur manquante».</w:t>
             </w:r>
           </w:p>
         </w:tc>
@@ -4763,7 +4763,7 @@
                 <w:b w:val="0"/>
                 <w:sz w:val="16"/>
               </w:rPr>
-              <w:t>Note 74: Pour représenter l’intensité des précipitations, le type de précipitation et l’état de fonctionnement, on utilise respectivement les descripteurs 0 20 024 (table de code), 0 20 021 (table d’indicateurs) et 0 33 005 (table d’indicateurs).</w:t>
+              <w:t>Note B74: Dans le cas d’un limbosondeur de l’atmosphère, le paramètre d’impact correspond à la distance entre l’asymptote des rayons et le centre de courbure de la surface terrestre au point de tangence.</w:t>
             </w:r>
           </w:p>
         </w:tc>
@@ -5532,7 +5532,7 @@
                 <w:b w:val="0"/>
                 <w:sz w:val="16"/>
               </w:rPr>
-              <w:t>Note 117: La hauteur représentative du capteur au-dessus du niveau de la station correspond à la hauteur standard à laquelle l’OMM recommande d’installer le capteur. Il convient donc d’ajuster par une formule appropriée la valeur de l’élément météorologique fournit à la suite de cette hauteur. Par exemple, la hauteur standard à laquelle l’OMM recommande d’installer les capteurs de vent en surface est de 10 mètres; si le capteur ne se trouve pas à cette hauteur, il est donc possible d’ajuster la vitesse du vent à l’aide d’une telle formule.</w:t>
+              <w:t>Note B117: La hauteur représentative du capteur au-dessus du niveau de la station correspond à la hauteur standard à laquelle l’OMM recommande d’installer le capteur. Il convient donc d’ajuster par une formule appropriée la valeur de l’élément météorologique fournit à la suite de cette hauteur. Par exemple, la hauteur standard à laquelle l’OMM recommande d’installer les capteurs de vent en surface est de 10 mètres; si le capteur ne se trouve pas à cette hauteur, il est donc possible d’ajuster la vitesse du vent à l’aide d’une telle formule.</w:t>
             </w:r>
           </w:p>
         </w:tc>
